--- a/Documentation/GL and Budget vs Actuals Markdown File.docx
+++ b/Documentation/GL and Budget vs Actuals Markdown File.docx
@@ -63,13 +63,8 @@
       <w:r>
         <w:t xml:space="preserve">Follow along with the </w:t>
       </w:r>
-      <w:proofErr w:type="spellStart"/>
-      <w:r>
-        <w:t>rmarkdown</w:t>
-      </w:r>
-      <w:proofErr w:type="spellEnd"/>
-      <w:r>
-        <w:t xml:space="preserve"> file</w:t>
+      <w:r>
+        <w:t>rmarkdown file</w:t>
       </w:r>
       <w:r>
         <w:t xml:space="preserve"> </w:t>
@@ -77,7 +72,6 @@
       <w:r>
         <w:t xml:space="preserve">named </w:t>
       </w:r>
-      <w:proofErr w:type="spellStart"/>
       <w:r>
         <w:t>All_Service_Centers_</w:t>
       </w:r>
@@ -87,7 +81,6 @@
         </w:rPr>
         <w:t>GL_and_Budget_vs_Actuals</w:t>
       </w:r>
-      <w:proofErr w:type="spellEnd"/>
     </w:p>
     <w:p>
       <w:pPr>
@@ -95,6 +88,138 @@
       </w:pPr>
       <w:r>
         <w:t>IMPORTANT!!</w:t>
+      </w:r>
+    </w:p>
+    <w:p>
+      <w:pPr>
+        <w:pStyle w:val="ListParagraph"/>
+        <w:numPr>
+          <w:ilvl w:val="0"/>
+          <w:numId w:val="1"/>
+        </w:numPr>
+      </w:pPr>
+      <w:r>
+        <w:t xml:space="preserve">Please change the name of the files that you are reading into R based on what you are trying to complete for the analysis. </w:t>
+      </w:r>
+      <w:r>
+        <w:t xml:space="preserve">Do not add any spaces that are not </w:t>
+      </w:r>
+      <w:r>
+        <w:t>necessary</w:t>
+      </w:r>
+      <w:r>
+        <w:t>!</w:t>
+      </w:r>
+    </w:p>
+    <w:p>
+      <w:pPr>
+        <w:pStyle w:val="ListParagraph"/>
+        <w:numPr>
+          <w:ilvl w:val="1"/>
+          <w:numId w:val="1"/>
+        </w:numPr>
+        <w:jc w:val="both"/>
+      </w:pPr>
+      <w:r>
+        <w:t xml:space="preserve">Example: </w:t>
+      </w:r>
+      <w:r>
+        <w:t xml:space="preserve">gl_file_name &lt;- "GL-Operating Actual Expenses YTD </w:t>
+      </w:r>
+      <w:r>
+        <w:rPr>
+          <w:color w:val="C00000"/>
+        </w:rPr>
+        <w:t xml:space="preserve">2024-12-19 13_03 </w:t>
+      </w:r>
+      <w:r>
+        <w:t>EST.xlsx"</w:t>
+      </w:r>
+      <w:r>
+        <w:t xml:space="preserve"> – </w:t>
+      </w:r>
+      <w:r>
+        <w:rPr>
+          <w:i/>
+          <w:iCs/>
+        </w:rPr>
+        <w:t xml:space="preserve">Change the </w:t>
+      </w:r>
+      <w:r>
+        <w:rPr>
+          <w:i/>
+          <w:iCs/>
+        </w:rPr>
+        <w:t xml:space="preserve">time </w:t>
+      </w:r>
+      <w:r>
+        <w:rPr>
+          <w:i/>
+          <w:iCs/>
+        </w:rPr>
+        <w:t>and month here</w:t>
+      </w:r>
+      <w:r>
+        <w:rPr>
+          <w:i/>
+          <w:iCs/>
+        </w:rPr>
+        <w:t xml:space="preserve"> see line 28</w:t>
+      </w:r>
+    </w:p>
+    <w:p>
+      <w:pPr>
+        <w:pStyle w:val="ListParagraph"/>
+        <w:numPr>
+          <w:ilvl w:val="1"/>
+          <w:numId w:val="1"/>
+        </w:numPr>
+      </w:pPr>
+      <w:r>
+        <w:t xml:space="preserve">Example: </w:t>
+      </w:r>
+      <w:r>
+        <w:t xml:space="preserve">budg_vs_act_file_name &lt;- "Budget_vs_Actuals_-_BBMR YTD </w:t>
+      </w:r>
+      <w:r>
+        <w:rPr>
+          <w:color w:val="C00000"/>
+        </w:rPr>
+        <w:t>2024-12-19</w:t>
+      </w:r>
+      <w:r>
+        <w:t xml:space="preserve">.xlsx" </w:t>
+      </w:r>
+      <w:r>
+        <w:t xml:space="preserve">– </w:t>
+      </w:r>
+      <w:r>
+        <w:rPr>
+          <w:i/>
+          <w:iCs/>
+        </w:rPr>
+        <w:t>Change the time and month here</w:t>
+      </w:r>
+      <w:r>
+        <w:rPr>
+          <w:i/>
+          <w:iCs/>
+        </w:rPr>
+        <w:t xml:space="preserve"> see line 30</w:t>
+      </w:r>
+      <w:r>
+        <w:rPr>
+          <w:i/>
+          <w:iCs/>
+        </w:rPr>
+        <w:t>.</w:t>
+      </w:r>
+      <w:r>
+        <w:rPr>
+          <w:i/>
+          <w:iCs/>
+        </w:rPr>
+        <w:br/>
       </w:r>
     </w:p>
     <w:p>
@@ -107,176 +232,37 @@
         <w:jc w:val="both"/>
       </w:pPr>
       <w:r>
-        <w:t xml:space="preserve">Please change the name of the files that you are reading into R based on what you are trying to complete for the analysis. </w:t>
+        <w:t xml:space="preserve">Then put the files in the </w:t>
+      </w:r>
+      <w:r>
+        <w:rPr>
+          <w:b/>
+          <w:bCs/>
+        </w:rPr>
+        <w:t>Data folder</w:t>
+      </w:r>
+      <w:r>
+        <w:rPr>
+          <w:b/>
+          <w:bCs/>
+        </w:rPr>
+        <w:t xml:space="preserve"> </w:t>
+      </w:r>
+      <w:r>
+        <w:t xml:space="preserve">as this will connect to the R rmd file directly. </w:t>
       </w:r>
     </w:p>
     <w:p>
       <w:pPr>
         <w:pStyle w:val="ListParagraph"/>
         <w:numPr>
-          <w:ilvl w:val="1"/>
+          <w:ilvl w:val="0"/>
           <w:numId w:val="1"/>
         </w:numPr>
         <w:jc w:val="both"/>
       </w:pPr>
       <w:r>
-        <w:t xml:space="preserve">Example: </w:t>
-      </w:r>
-      <w:proofErr w:type="spellStart"/>
-      <w:r>
-        <w:t>gl_file_name</w:t>
-      </w:r>
-      <w:proofErr w:type="spellEnd"/>
-      <w:r>
-        <w:t xml:space="preserve"> &lt;- "GL-Operating Actual Expenses YTD </w:t>
-      </w:r>
-      <w:r>
-        <w:rPr>
-          <w:color w:val="C00000"/>
-        </w:rPr>
-        <w:t xml:space="preserve">2024-12-19 13_03 </w:t>
-      </w:r>
-      <w:r>
-        <w:t>EST.xlsx"</w:t>
-      </w:r>
-      <w:r>
-        <w:t xml:space="preserve"> – </w:t>
-      </w:r>
-      <w:r>
-        <w:rPr>
-          <w:i/>
-          <w:iCs/>
-        </w:rPr>
-        <w:t xml:space="preserve">Change the </w:t>
-      </w:r>
-      <w:r>
-        <w:rPr>
-          <w:i/>
-          <w:iCs/>
-        </w:rPr>
-        <w:t xml:space="preserve">time </w:t>
-      </w:r>
-      <w:r>
-        <w:rPr>
-          <w:i/>
-          <w:iCs/>
-        </w:rPr>
-        <w:t>and month here</w:t>
-      </w:r>
-      <w:r>
-        <w:rPr>
-          <w:i/>
-          <w:iCs/>
-        </w:rPr>
-        <w:t xml:space="preserve"> see line 28</w:t>
-      </w:r>
-    </w:p>
-    <w:p>
-      <w:pPr>
-        <w:pStyle w:val="ListParagraph"/>
-        <w:numPr>
-          <w:ilvl w:val="1"/>
-          <w:numId w:val="1"/>
-        </w:numPr>
-        <w:jc w:val="both"/>
-      </w:pPr>
-      <w:r>
-        <w:t xml:space="preserve">Example: </w:t>
-      </w:r>
-      <w:proofErr w:type="spellStart"/>
-      <w:r>
-        <w:t>budg_vs_act_file_name</w:t>
-      </w:r>
-      <w:proofErr w:type="spellEnd"/>
-      <w:r>
-        <w:t xml:space="preserve"> &lt;- "</w:t>
-      </w:r>
-      <w:proofErr w:type="spellStart"/>
-      <w:r>
-        <w:t>Budget_vs_Actuals</w:t>
-      </w:r>
-      <w:proofErr w:type="spellEnd"/>
-      <w:r>
-        <w:t xml:space="preserve">_-_BBMR YTD </w:t>
-      </w:r>
-      <w:r>
-        <w:rPr>
-          <w:color w:val="C00000"/>
-        </w:rPr>
-        <w:t>2024-12-19</w:t>
-      </w:r>
-      <w:r>
-        <w:t xml:space="preserve">.xlsx" </w:t>
-      </w:r>
-      <w:r>
-        <w:t xml:space="preserve">– </w:t>
-      </w:r>
-      <w:r>
-        <w:rPr>
-          <w:i/>
-          <w:iCs/>
-        </w:rPr>
-        <w:t>Change the time and month here</w:t>
-      </w:r>
-      <w:r>
-        <w:rPr>
-          <w:i/>
-          <w:iCs/>
-        </w:rPr>
-        <w:t xml:space="preserve"> see line 30</w:t>
-      </w:r>
-    </w:p>
-    <w:p>
-      <w:pPr>
-        <w:pStyle w:val="ListParagraph"/>
-        <w:ind w:left="1440"/>
-        <w:jc w:val="both"/>
-      </w:pPr>
-    </w:p>
-    <w:p>
-      <w:pPr>
-        <w:pStyle w:val="ListParagraph"/>
-        <w:ind w:left="1440"/>
-        <w:jc w:val="both"/>
-      </w:pPr>
-    </w:p>
-    <w:p>
-      <w:pPr>
-        <w:jc w:val="both"/>
-      </w:pPr>
-    </w:p>
-    <w:p>
-      <w:pPr>
-        <w:jc w:val="both"/>
-        <w:rPr>
-          <w:u w:val="single"/>
-        </w:rPr>
-      </w:pPr>
-    </w:p>
-    <w:p>
-      <w:pPr>
-        <w:jc w:val="both"/>
-      </w:pPr>
-    </w:p>
-    <w:p>
-      <w:pPr>
-        <w:pStyle w:val="Heading2"/>
-      </w:pPr>
-    </w:p>
-    <w:p/>
-    <w:p/>
-    <w:p>
-      <w:pPr>
-        <w:pStyle w:val="Heading2"/>
-      </w:pPr>
-      <w:r>
-        <w:t>Libraries/</w:t>
-      </w:r>
-      <w:r>
-        <w:t>Packages</w:t>
-      </w:r>
-      <w:r>
-        <w:t xml:space="preserve"> Chunk</w:t>
+        <w:t xml:space="preserve">Now you are good to go to read the data in the rmd file and run the whole script. </w:t>
       </w:r>
     </w:p>
     <w:p>
@@ -285,82 +271,13 @@
           <w:noProof/>
         </w:rPr>
         <w:drawing>
-          <wp:anchor distT="0" distB="0" distL="114300" distR="114300" simplePos="0" relativeHeight="251659264" behindDoc="1" locked="0" layoutInCell="1" allowOverlap="1" wp14:anchorId="3030C445" wp14:editId="7BD1C682">
+          <wp:anchor distT="0" distB="0" distL="114300" distR="114300" simplePos="0" relativeHeight="251658240" behindDoc="1" locked="0" layoutInCell="1" allowOverlap="1" wp14:anchorId="42399562" wp14:editId="184F6155">
             <wp:simplePos x="0" y="0"/>
-            <wp:positionH relativeFrom="column">
-              <wp:posOffset>3148642</wp:posOffset>
+            <wp:positionH relativeFrom="margin">
+              <wp:posOffset>3728996</wp:posOffset>
             </wp:positionH>
             <wp:positionV relativeFrom="paragraph">
-              <wp:posOffset>-2373570</wp:posOffset>
-            </wp:positionV>
-            <wp:extent cx="2423795" cy="1819910"/>
-            <wp:effectExtent l="0" t="0" r="0" b="8890"/>
-            <wp:wrapTight wrapText="bothSides">
-              <wp:wrapPolygon edited="0">
-                <wp:start x="0" y="0"/>
-                <wp:lineTo x="0" y="21479"/>
-                <wp:lineTo x="21391" y="21479"/>
-                <wp:lineTo x="21391" y="0"/>
-                <wp:lineTo x="0" y="0"/>
-              </wp:wrapPolygon>
-            </wp:wrapTight>
-            <wp:docPr id="1196340522" name="Picture 2"/>
-            <wp:cNvGraphicFramePr>
-              <a:graphicFrameLocks xmlns:a="http://schemas.openxmlformats.org/drawingml/2006/main" noChangeAspect="1"/>
-            </wp:cNvGraphicFramePr>
-            <a:graphic xmlns:a="http://schemas.openxmlformats.org/drawingml/2006/main">
-              <a:graphicData uri="http://schemas.openxmlformats.org/drawingml/2006/picture">
-                <pic:pic xmlns:pic="http://schemas.openxmlformats.org/drawingml/2006/picture">
-                  <pic:nvPicPr>
-                    <pic:cNvPr id="0" name="Picture 2"/>
-                    <pic:cNvPicPr>
-                      <a:picLocks noChangeAspect="1" noChangeArrowheads="1"/>
-                    </pic:cNvPicPr>
-                  </pic:nvPicPr>
-                  <pic:blipFill>
-                    <a:blip r:embed="rId5">
-                      <a:extLst>
-                        <a:ext uri="{28A0092B-C50C-407E-A947-70E740481C1C}">
-                          <a14:useLocalDpi xmlns:a14="http://schemas.microsoft.com/office/drawing/2010/main" val="0"/>
-                        </a:ext>
-                      </a:extLst>
-                    </a:blip>
-                    <a:srcRect/>
-                    <a:stretch>
-                      <a:fillRect/>
-                    </a:stretch>
-                  </pic:blipFill>
-                  <pic:spPr bwMode="auto">
-                    <a:xfrm>
-                      <a:off x="0" y="0"/>
-                      <a:ext cx="2423795" cy="1819910"/>
-                    </a:xfrm>
-                    <a:prstGeom prst="rect">
-                      <a:avLst/>
-                    </a:prstGeom>
-                    <a:noFill/>
-                    <a:ln>
-                      <a:noFill/>
-                    </a:ln>
-                  </pic:spPr>
-                </pic:pic>
-              </a:graphicData>
-            </a:graphic>
-          </wp:anchor>
-        </w:drawing>
-      </w:r>
-      <w:r>
-        <w:rPr>
-          <w:noProof/>
-        </w:rPr>
-        <w:drawing>
-          <wp:anchor distT="0" distB="0" distL="114300" distR="114300" simplePos="0" relativeHeight="251658240" behindDoc="1" locked="0" layoutInCell="1" allowOverlap="1" wp14:anchorId="42399562" wp14:editId="1BDFC947">
-            <wp:simplePos x="0" y="0"/>
-            <wp:positionH relativeFrom="margin">
-              <wp:posOffset>0</wp:posOffset>
-            </wp:positionH>
-            <wp:positionV relativeFrom="paragraph">
-              <wp:posOffset>-1988377</wp:posOffset>
+              <wp:posOffset>189727</wp:posOffset>
             </wp:positionV>
             <wp:extent cx="2656840" cy="573405"/>
             <wp:effectExtent l="0" t="0" r="0" b="0"/>
@@ -387,7 +304,7 @@
                     </pic:cNvPicPr>
                   </pic:nvPicPr>
                   <pic:blipFill>
-                    <a:blip r:embed="rId6">
+                    <a:blip r:embed="rId5">
                       <a:extLst>
                         <a:ext uri="{28A0092B-C50C-407E-A947-70E740481C1C}">
                           <a14:useLocalDpi xmlns:a14="http://schemas.microsoft.com/office/drawing/2010/main" val="0"/>
@@ -424,6 +341,91 @@
           </wp:anchor>
         </w:drawing>
       </w:r>
+    </w:p>
+    <w:p>
+      <w:pPr>
+        <w:pStyle w:val="Heading2"/>
+      </w:pPr>
+      <w:r>
+        <w:t>Libraries/</w:t>
+      </w:r>
+      <w:r>
+        <w:t>Packages</w:t>
+      </w:r>
+      <w:r>
+        <w:t xml:space="preserve"> Chunk</w:t>
+      </w:r>
+    </w:p>
+    <w:p>
+      <w:r>
+        <w:rPr>
+          <w:noProof/>
+        </w:rPr>
+        <w:drawing>
+          <wp:anchor distT="0" distB="0" distL="114300" distR="114300" simplePos="0" relativeHeight="251659264" behindDoc="1" locked="0" layoutInCell="1" allowOverlap="1" wp14:anchorId="3030C445" wp14:editId="4964EA44">
+            <wp:simplePos x="0" y="0"/>
+            <wp:positionH relativeFrom="column">
+              <wp:posOffset>3752601</wp:posOffset>
+            </wp:positionH>
+            <wp:positionV relativeFrom="paragraph">
+              <wp:posOffset>169241</wp:posOffset>
+            </wp:positionV>
+            <wp:extent cx="2423795" cy="1819910"/>
+            <wp:effectExtent l="0" t="0" r="0" b="8890"/>
+            <wp:wrapTight wrapText="bothSides">
+              <wp:wrapPolygon edited="0">
+                <wp:start x="0" y="0"/>
+                <wp:lineTo x="0" y="21479"/>
+                <wp:lineTo x="21391" y="21479"/>
+                <wp:lineTo x="21391" y="0"/>
+                <wp:lineTo x="0" y="0"/>
+              </wp:wrapPolygon>
+            </wp:wrapTight>
+            <wp:docPr id="1196340522" name="Picture 2"/>
+            <wp:cNvGraphicFramePr>
+              <a:graphicFrameLocks xmlns:a="http://schemas.openxmlformats.org/drawingml/2006/main" noChangeAspect="1"/>
+            </wp:cNvGraphicFramePr>
+            <a:graphic xmlns:a="http://schemas.openxmlformats.org/drawingml/2006/main">
+              <a:graphicData uri="http://schemas.openxmlformats.org/drawingml/2006/picture">
+                <pic:pic xmlns:pic="http://schemas.openxmlformats.org/drawingml/2006/picture">
+                  <pic:nvPicPr>
+                    <pic:cNvPr id="0" name="Picture 2"/>
+                    <pic:cNvPicPr>
+                      <a:picLocks noChangeAspect="1" noChangeArrowheads="1"/>
+                    </pic:cNvPicPr>
+                  </pic:nvPicPr>
+                  <pic:blipFill>
+                    <a:blip r:embed="rId6">
+                      <a:extLst>
+                        <a:ext uri="{28A0092B-C50C-407E-A947-70E740481C1C}">
+                          <a14:useLocalDpi xmlns:a14="http://schemas.microsoft.com/office/drawing/2010/main" val="0"/>
+                        </a:ext>
+                      </a:extLst>
+                    </a:blip>
+                    <a:srcRect/>
+                    <a:stretch>
+                      <a:fillRect/>
+                    </a:stretch>
+                  </pic:blipFill>
+                  <pic:spPr bwMode="auto">
+                    <a:xfrm>
+                      <a:off x="0" y="0"/>
+                      <a:ext cx="2423795" cy="1819910"/>
+                    </a:xfrm>
+                    <a:prstGeom prst="rect">
+                      <a:avLst/>
+                    </a:prstGeom>
+                    <a:noFill/>
+                    <a:ln>
+                      <a:noFill/>
+                    </a:ln>
+                  </pic:spPr>
+                </pic:pic>
+              </a:graphicData>
+            </a:graphic>
+          </wp:anchor>
+        </w:drawing>
+      </w:r>
       <w:r>
         <w:t>Libraries – It important to read in the libraries before you can start working</w:t>
       </w:r>
@@ -474,24 +476,181 @@
       <w:r>
         <w:t xml:space="preserve">You can read in any file extension that R allows for like csv, xlsx, or </w:t>
       </w:r>
-      <w:proofErr w:type="spellStart"/>
-      <w:r>
-        <w:t>shp</w:t>
-      </w:r>
-      <w:proofErr w:type="spellEnd"/>
+      <w:r>
+        <w:t xml:space="preserve">shp. </w:t>
+      </w:r>
+    </w:p>
+    <w:p>
+      <w:r>
+        <w:t xml:space="preserve">Created a </w:t>
+      </w:r>
+      <w:r>
+        <w:t>data frame</w:t>
+      </w:r>
+      <w:r>
+        <w:t xml:space="preserve"> or dataset that will house the data that we want as a variable to use for the analysis. </w:t>
+      </w:r>
+    </w:p>
+    <w:p>
+      <w:pPr>
+        <w:pStyle w:val="Heading2"/>
+      </w:pPr>
+      <w:r>
+        <w:t>Cleaning data</w:t>
+      </w:r>
+      <w:r>
+        <w:t xml:space="preserve"> Chunk</w:t>
+      </w:r>
+    </w:p>
+    <w:p>
+      <w:r>
+        <w:t xml:space="preserve">It is important to inspect the data that is read into R because it may be read </w:t>
+      </w:r>
+      <w:r>
+        <w:t xml:space="preserve">oddly or not the same way that Excel does. For cleaning the data, you can perform multiple steps such as </w:t>
+      </w:r>
+      <w:r>
+        <w:t xml:space="preserve">only reading in </w:t>
+      </w:r>
+      <w:r>
+        <w:lastRenderedPageBreak/>
+        <w:t xml:space="preserve">certain rows, making the column headers or names be a different </w:t>
+      </w:r>
+      <w:r>
+        <w:t xml:space="preserve">format type like text, numeric, </w:t>
+      </w:r>
+      <w:r>
+        <w:t>etc.</w:t>
+      </w:r>
+      <w:r>
+        <w:t xml:space="preserve">… </w:t>
+      </w:r>
+      <w:r>
+        <w:t>You</w:t>
+      </w:r>
+      <w:r>
+        <w:t xml:space="preserve"> can </w:t>
+      </w:r>
+      <w:r>
+        <w:t xml:space="preserve">rename the column names to something that makes more sense to those who will be using the data. </w:t>
+      </w:r>
+    </w:p>
+    <w:p>
+      <w:r>
+        <w:t>Make sure that NA’s and NULL values are addressed</w:t>
+      </w:r>
+    </w:p>
+    <w:p>
+      <w:r>
+        <w:t xml:space="preserve">NA values are </w:t>
+      </w:r>
+      <w:r>
+        <w:t>often</w:t>
+      </w:r>
+      <w:r>
+        <w:t xml:space="preserve"> not needed in datasets because you want to have a full dataset with no missing data. There are ways to address these </w:t>
+      </w:r>
+      <w:r>
+        <w:t>values,</w:t>
+      </w:r>
+      <w:r>
+        <w:t xml:space="preserve"> and </w:t>
+      </w:r>
+      <w:r>
+        <w:t xml:space="preserve">you can take them out in a few steps. An example is </w:t>
+      </w:r>
+      <w:r>
+        <w:t>(</w:t>
+      </w:r>
+      <w:r>
+        <w:t>na. rm = TRUE</w:t>
+      </w:r>
+      <w:r>
+        <w:t>)</w:t>
+      </w:r>
+      <w:r>
+        <w:t xml:space="preserve"> </w:t>
+      </w:r>
+      <w:r>
+        <w:t>–</w:t>
+      </w:r>
+      <w:r>
+        <w:t xml:space="preserve"> </w:t>
+      </w:r>
+      <w:r>
+        <w:t>meaning that you are excluding na values</w:t>
+      </w:r>
+      <w:r>
+        <w:t>.</w:t>
+      </w:r>
+      <w:r>
+        <w:t xml:space="preserve"> </w:t>
+      </w:r>
+      <w:r>
+        <w:t>You can use (</w:t>
+      </w:r>
+      <w:r>
+        <w:t>is.na (</w:t>
+      </w:r>
+      <w:r>
+        <w:t>)) as well</w:t>
+      </w:r>
       <w:r>
         <w:t xml:space="preserve">. </w:t>
       </w:r>
     </w:p>
     <w:p>
-      <w:r>
-        <w:t xml:space="preserve">Created a </w:t>
+      <w:pPr>
+        <w:pStyle w:val="Heading2"/>
+      </w:pPr>
+      <w:r>
+        <w:t>Monthly amounts match Chunk</w:t>
+      </w:r>
+    </w:p>
+    <w:p>
+      <w:r>
+        <w:t>Aggregating the l</w:t>
+      </w:r>
+      <w:r>
+        <w:t xml:space="preserve">edger data to calculate the monthly spendies dataset. Then </w:t>
+      </w:r>
+      <w:r>
+        <w:t xml:space="preserve">we will compare the </w:t>
       </w:r>
       <w:r>
         <w:t>data frame</w:t>
       </w:r>
       <w:r>
-        <w:t xml:space="preserve"> or dataset that will house the data that we want as a variable to use for the analysis. </w:t>
+        <w:t xml:space="preserve"> that was just created to the </w:t>
+      </w:r>
+      <w:r>
+        <w:t xml:space="preserve">original </w:t>
+      </w:r>
+      <w:r>
+        <w:t>data frame</w:t>
+      </w:r>
+      <w:r>
+        <w:t xml:space="preserve">. </w:t>
+      </w:r>
+    </w:p>
+    <w:p>
+      <w:r>
+        <w:t xml:space="preserve">Next is to apply a filter on the values that do not match the </w:t>
+      </w:r>
+      <w:r>
+        <w:t>data frame</w:t>
+      </w:r>
+      <w:r>
+        <w:t xml:space="preserve"> to highlight areas that are of interest to the user. This is another way of double checking your work and addressing areas that may sig</w:t>
+      </w:r>
+      <w:r>
+        <w:t xml:space="preserve">nify a value being smaller or bigger than the original </w:t>
+      </w:r>
+      <w:r>
+        <w:t>data frame</w:t>
+      </w:r>
+      <w:r>
+        <w:t xml:space="preserve">. </w:t>
       </w:r>
     </w:p>
     <w:p>
@@ -499,179 +658,57 @@
         <w:pStyle w:val="Heading2"/>
       </w:pPr>
       <w:r>
-        <w:lastRenderedPageBreak/>
-        <w:t>Cleaning data</w:t>
-      </w:r>
-      <w:r>
-        <w:t xml:space="preserve"> Chunk</w:t>
-      </w:r>
-    </w:p>
-    <w:p>
-      <w:r>
-        <w:t xml:space="preserve">It is important to inspect the data that is read into R because it may be read </w:t>
-      </w:r>
-      <w:r>
-        <w:t xml:space="preserve">oddly or not the same way that Excel does. For cleaning the data, you can perform multiple steps such as </w:t>
-      </w:r>
-      <w:r>
-        <w:t xml:space="preserve">only reading in certain rows, making the column headers or names be a different </w:t>
-      </w:r>
-      <w:r>
-        <w:t xml:space="preserve">format type like text, numeric, </w:t>
-      </w:r>
-      <w:r>
-        <w:t>etc.</w:t>
-      </w:r>
-      <w:r>
-        <w:t xml:space="preserve">… </w:t>
-      </w:r>
-      <w:r>
-        <w:t>You</w:t>
-      </w:r>
-      <w:r>
-        <w:t xml:space="preserve"> can </w:t>
-      </w:r>
-      <w:r>
-        <w:t xml:space="preserve">rename the column names to something that makes more sense to those who will be using the data. </w:t>
-      </w:r>
-    </w:p>
-    <w:p>
-      <w:r>
-        <w:t>Make sure that NA’s and NULL values are addressed</w:t>
-      </w:r>
-    </w:p>
-    <w:p>
-      <w:r>
-        <w:t xml:space="preserve">NA values are </w:t>
-      </w:r>
-      <w:r>
-        <w:t>often</w:t>
-      </w:r>
-      <w:r>
-        <w:t xml:space="preserve"> not needed in datasets because you want to have a full dataset with no missing data. There are ways to address these </w:t>
-      </w:r>
-      <w:r>
-        <w:t>values,</w:t>
-      </w:r>
-      <w:r>
-        <w:t xml:space="preserve"> and </w:t>
-      </w:r>
-      <w:r>
-        <w:t xml:space="preserve">you can take them out in a few steps. An example is </w:t>
-      </w:r>
-      <w:r>
-        <w:t>(</w:t>
-      </w:r>
-      <w:proofErr w:type="spellStart"/>
-      <w:r>
-        <w:t>na.</w:t>
-      </w:r>
-      <w:proofErr w:type="spellEnd"/>
-      <w:r>
-        <w:t xml:space="preserve"> rm = TRUE</w:t>
-      </w:r>
-      <w:r>
-        <w:t>)</w:t>
-      </w:r>
-      <w:r>
-        <w:t xml:space="preserve"> </w:t>
-      </w:r>
-      <w:r>
-        <w:t>–</w:t>
-      </w:r>
-      <w:r>
-        <w:t xml:space="preserve"> </w:t>
-      </w:r>
-      <w:r>
-        <w:t xml:space="preserve">meaning that you are excluding </w:t>
-      </w:r>
-      <w:proofErr w:type="spellStart"/>
-      <w:r>
-        <w:t>na</w:t>
-      </w:r>
-      <w:proofErr w:type="spellEnd"/>
-      <w:r>
-        <w:t xml:space="preserve"> values</w:t>
-      </w:r>
-      <w:r>
-        <w:t>.</w:t>
-      </w:r>
-      <w:r>
-        <w:t xml:space="preserve"> </w:t>
-      </w:r>
-      <w:r>
-        <w:t>You can use (</w:t>
-      </w:r>
-      <w:r>
-        <w:t>is.na (</w:t>
-      </w:r>
-      <w:r>
-        <w:t>)) as well</w:t>
+        <w:t>Overall expenditures Chunk</w:t>
+      </w:r>
+    </w:p>
+    <w:p>
+      <w:r>
+        <w:t xml:space="preserve">Aggregating the ledger data to calculate the overall spendies dataset. Then we will compare the </w:t>
+      </w:r>
+      <w:r>
+        <w:t>data frame</w:t>
+      </w:r>
+      <w:r>
+        <w:t xml:space="preserve"> that was just created to the original </w:t>
+      </w:r>
+      <w:r>
+        <w:t>data frame</w:t>
       </w:r>
       <w:r>
         <w:t xml:space="preserve">. </w:t>
       </w:r>
     </w:p>
     <w:p>
+      <w:r>
+        <w:t xml:space="preserve">Next is to apply a filter on the values that do not match the </w:t>
+      </w:r>
+      <w:r>
+        <w:t>data frame</w:t>
+      </w:r>
+      <w:r>
+        <w:t xml:space="preserve"> to highlight areas that are of interest to the user. This is another way of double checking your work and addressing areas that may signify a value being smaller or bigger than the original </w:t>
+      </w:r>
+      <w:r>
+        <w:t>data frame</w:t>
+      </w:r>
+      <w:r>
+        <w:t xml:space="preserve">. </w:t>
+      </w:r>
+    </w:p>
+    <w:p>
       <w:pPr>
         <w:pStyle w:val="Heading2"/>
       </w:pPr>
       <w:r>
-        <w:t>Monthly amounts match Chunk</w:t>
-      </w:r>
-    </w:p>
-    <w:p>
-      <w:r>
-        <w:t>Aggregating the l</w:t>
-      </w:r>
-      <w:r>
-        <w:t xml:space="preserve">edger data to calculate the monthly </w:t>
-      </w:r>
-      <w:proofErr w:type="spellStart"/>
-      <w:r>
-        <w:t>spendies</w:t>
-      </w:r>
-      <w:proofErr w:type="spellEnd"/>
-      <w:r>
-        <w:t xml:space="preserve"> dataset. Then </w:t>
-      </w:r>
-      <w:r>
-        <w:t xml:space="preserve">we will compare the </w:t>
-      </w:r>
-      <w:r>
-        <w:t>data frame</w:t>
-      </w:r>
-      <w:r>
-        <w:t xml:space="preserve"> that was just created to the </w:t>
-      </w:r>
-      <w:r>
-        <w:t xml:space="preserve">original </w:t>
-      </w:r>
-      <w:r>
-        <w:t>data frame</w:t>
-      </w:r>
-      <w:r>
-        <w:t xml:space="preserve">. </w:t>
-      </w:r>
-    </w:p>
-    <w:p>
-      <w:r>
-        <w:t xml:space="preserve">Next is to apply a filter on the values that do not match the </w:t>
-      </w:r>
-      <w:r>
-        <w:t>data frame</w:t>
-      </w:r>
-      <w:r>
-        <w:t xml:space="preserve"> to highlight areas that are of interest to the user. This is another way of double checking your work and addressing areas that may sig</w:t>
-      </w:r>
-      <w:r>
-        <w:t xml:space="preserve">nify a value being smaller or bigger than the original </w:t>
-      </w:r>
-      <w:r>
-        <w:t>data frame</w:t>
-      </w:r>
-      <w:r>
-        <w:t xml:space="preserve">. </w:t>
+        <w:t>Making the output table Chunk</w:t>
+      </w:r>
+    </w:p>
+    <w:p>
+      <w:r>
+        <w:t xml:space="preserve">This will be a series of chunks and r coding to complete the excel table that is needed. This and the following code chunks will allow for </w:t>
+      </w:r>
+      <w:r>
+        <w:t xml:space="preserve">the data to be implemented into a format that can be easily accessible and interpreted for DHCD. </w:t>
       </w:r>
     </w:p>
     <w:p>
@@ -679,72 +716,6 @@
         <w:pStyle w:val="Heading2"/>
       </w:pPr>
       <w:r>
-        <w:t>Overall expenditures Chunk</w:t>
-      </w:r>
-    </w:p>
-    <w:p>
-      <w:r>
-        <w:t xml:space="preserve">Aggregating the ledger data to calculate the overall </w:t>
-      </w:r>
-      <w:proofErr w:type="spellStart"/>
-      <w:r>
-        <w:t>spendies</w:t>
-      </w:r>
-      <w:proofErr w:type="spellEnd"/>
-      <w:r>
-        <w:t xml:space="preserve"> dataset. Then we will compare the </w:t>
-      </w:r>
-      <w:r>
-        <w:t>data frame</w:t>
-      </w:r>
-      <w:r>
-        <w:t xml:space="preserve"> that was just created to the original </w:t>
-      </w:r>
-      <w:r>
-        <w:t>data frame</w:t>
-      </w:r>
-      <w:r>
-        <w:t xml:space="preserve">. </w:t>
-      </w:r>
-    </w:p>
-    <w:p>
-      <w:r>
-        <w:t xml:space="preserve">Next is to apply a filter on the values that do not match the </w:t>
-      </w:r>
-      <w:r>
-        <w:t>data frame</w:t>
-      </w:r>
-      <w:r>
-        <w:t xml:space="preserve"> to highlight areas that are of interest to the user. This is another way of double checking your work and addressing areas that may signify a value being smaller or bigger than the original </w:t>
-      </w:r>
-      <w:r>
-        <w:t>data frame</w:t>
-      </w:r>
-      <w:r>
-        <w:t xml:space="preserve">. </w:t>
-      </w:r>
-    </w:p>
-    <w:p>
-      <w:pPr>
-        <w:pStyle w:val="Heading2"/>
-      </w:pPr>
-      <w:r>
-        <w:t>Making the output table Chunk</w:t>
-      </w:r>
-    </w:p>
-    <w:p>
-      <w:r>
-        <w:t xml:space="preserve">This will be a series of chunks and r coding to complete the excel table that is needed. This and the following code chunks will allow for </w:t>
-      </w:r>
-      <w:r>
-        <w:t xml:space="preserve">the data to be implemented into a format that can be easily accessible and interpreted for DHCD. </w:t>
-      </w:r>
-    </w:p>
-    <w:p>
-      <w:pPr>
-        <w:pStyle w:val="Heading2"/>
-      </w:pPr>
-      <w:r>
         <w:t>Creating the Excel workbook Chunk</w:t>
       </w:r>
     </w:p>
@@ -773,11 +744,7 @@
         <w:t xml:space="preserve">Once everything is completed and finished it is important to look through the completed datasets </w:t>
       </w:r>
       <w:r>
-        <w:t xml:space="preserve">in your local drive to make sure that it is okay. Also keep in mind that this is what others will be </w:t>
-      </w:r>
-      <w:r>
-        <w:lastRenderedPageBreak/>
-        <w:t xml:space="preserve">seeing as well once the file is completed, so do not add anything that you do not want others to see in the file. </w:t>
+        <w:t xml:space="preserve">in your local drive to make sure that it is okay. Also keep in mind that this is what others will be seeing as well once the file is completed, so do not add anything that you do not want others to see in the file. </w:t>
       </w:r>
     </w:p>
     <w:sectPr>
